--- a/CH.2/Report/PENTA-4CE_결과보고서.docx
+++ b/CH.2/Report/PENTA-4CE_결과보고서.docx
@@ -4282,583 +4282,6 @@
     </w:p>
     <w:p>
       <w:pPr>
-        <w:pStyle w:val="2"/>
-      </w:pPr>
-      <w:r>
-        <w:lastRenderedPageBreak/>
-        <w:t>용어</w:t>
-      </w:r>
-    </w:p>
-    <w:tbl>
-      <w:tblPr>
-        <w:tblW w:w="9070" w:type="dxa"/>
-        <w:tblBorders>
-          <w:top w:val="single" w:sz="4" w:space="0" w:color="auto"/>
-          <w:left w:val="single" w:sz="4" w:space="0" w:color="auto"/>
-          <w:bottom w:val="single" w:sz="4" w:space="0" w:color="auto"/>
-          <w:right w:val="single" w:sz="4" w:space="0" w:color="auto"/>
-          <w:insideH w:val="single" w:sz="4" w:space="0" w:color="auto"/>
-          <w:insideV w:val="single" w:sz="4" w:space="0" w:color="auto"/>
-        </w:tblBorders>
-        <w:tblCellMar>
-          <w:left w:w="10" w:type="dxa"/>
-          <w:right w:w="10" w:type="dxa"/>
-        </w:tblCellMar>
-        <w:tblLook w:val="0000" w:firstRow="0" w:lastRow="0" w:firstColumn="0" w:lastColumn="0" w:noHBand="0" w:noVBand="0"/>
-      </w:tblPr>
-      <w:tblGrid>
-        <w:gridCol w:w="2600"/>
-        <w:gridCol w:w="6470"/>
-      </w:tblGrid>
-      <w:tr>
-        <w:trPr>
-          <w:tblHeader/>
-        </w:trPr>
-        <w:tc>
-          <w:tcPr>
-            <w:tcW w:w="2600" w:type="dxa"/>
-            <w:tcBorders>
-              <w:top w:val="single" w:sz="4" w:space="0" w:color="D3D8DE"/>
-              <w:left w:val="single" w:sz="4" w:space="0" w:color="D3D8DE"/>
-              <w:bottom w:val="single" w:sz="4" w:space="0" w:color="D3D8DE"/>
-              <w:right w:val="single" w:sz="4" w:space="0" w:color="D3D8DE"/>
-            </w:tcBorders>
-            <w:shd w:val="clear" w:color="auto" w:fill="1F3A5F"/>
-            <w:tcMar>
-              <w:top w:w="45" w:type="dxa"/>
-              <w:left w:w="110" w:type="dxa"/>
-              <w:bottom w:w="45" w:type="dxa"/>
-              <w:right w:w="110" w:type="dxa"/>
-            </w:tcMar>
-            <w:vAlign w:val="center"/>
-          </w:tcPr>
-          <w:p>
-            <w:pPr>
-              <w:keepNext/>
-              <w:spacing w:line="264" w:lineRule="auto"/>
-              <w:jc w:val="center"/>
-            </w:pPr>
-            <w:r>
-              <w:rPr>
-                <w:b/>
-                <w:bCs/>
-                <w:color w:val="FFFFFF"/>
-                <w:sz w:val="18"/>
-                <w:szCs w:val="18"/>
-              </w:rPr>
-              <w:t>용어</w:t>
-            </w:r>
-          </w:p>
-        </w:tc>
-        <w:tc>
-          <w:tcPr>
-            <w:tcW w:w="6470" w:type="dxa"/>
-            <w:tcBorders>
-              <w:top w:val="single" w:sz="4" w:space="0" w:color="D3D8DE"/>
-              <w:left w:val="single" w:sz="4" w:space="0" w:color="D3D8DE"/>
-              <w:bottom w:val="single" w:sz="4" w:space="0" w:color="D3D8DE"/>
-              <w:right w:val="single" w:sz="4" w:space="0" w:color="D3D8DE"/>
-            </w:tcBorders>
-            <w:shd w:val="clear" w:color="auto" w:fill="1F3A5F"/>
-            <w:tcMar>
-              <w:top w:w="45" w:type="dxa"/>
-              <w:left w:w="110" w:type="dxa"/>
-              <w:bottom w:w="45" w:type="dxa"/>
-              <w:right w:w="110" w:type="dxa"/>
-            </w:tcMar>
-            <w:vAlign w:val="center"/>
-          </w:tcPr>
-          <w:p>
-            <w:pPr>
-              <w:keepNext/>
-              <w:spacing w:line="264" w:lineRule="auto"/>
-              <w:jc w:val="center"/>
-              <w:rPr>
-                <w:rFonts w:hint="eastAsia"/>
-              </w:rPr>
-            </w:pPr>
-            <w:r>
-              <w:rPr>
-                <w:rFonts w:hint="eastAsia"/>
-                <w:b/>
-                <w:bCs/>
-                <w:color w:val="FFFFFF"/>
-                <w:sz w:val="18"/>
-                <w:szCs w:val="18"/>
-              </w:rPr>
-              <w:t>용어</w:t>
-            </w:r>
-          </w:p>
-        </w:tc>
-      </w:tr>
-      <w:tr>
-        <w:trPr>
-          <w:cantSplit/>
-        </w:trPr>
-        <w:tc>
-          <w:tcPr>
-            <w:tcW w:w="2600" w:type="dxa"/>
-            <w:tcBorders>
-              <w:top w:val="single" w:sz="4" w:space="0" w:color="D3D8DE"/>
-              <w:left w:val="single" w:sz="4" w:space="0" w:color="D3D8DE"/>
-              <w:bottom w:val="single" w:sz="4" w:space="0" w:color="D3D8DE"/>
-              <w:right w:val="single" w:sz="4" w:space="0" w:color="D3D8DE"/>
-            </w:tcBorders>
-            <w:tcMar>
-              <w:top w:w="45" w:type="dxa"/>
-              <w:left w:w="110" w:type="dxa"/>
-              <w:bottom w:w="45" w:type="dxa"/>
-              <w:right w:w="110" w:type="dxa"/>
-            </w:tcMar>
-            <w:vAlign w:val="center"/>
-          </w:tcPr>
-          <w:p>
-            <w:pPr>
-              <w:keepNext/>
-              <w:spacing w:line="264" w:lineRule="auto"/>
-            </w:pPr>
-            <w:r>
-              <w:rPr>
-                <w:sz w:val="18"/>
-                <w:szCs w:val="18"/>
-              </w:rPr>
-              <w:t>RUL (남은 수명)</w:t>
-            </w:r>
-          </w:p>
-        </w:tc>
-        <w:tc>
-          <w:tcPr>
-            <w:tcW w:w="6470" w:type="dxa"/>
-            <w:tcBorders>
-              <w:top w:val="single" w:sz="4" w:space="0" w:color="D3D8DE"/>
-              <w:left w:val="single" w:sz="4" w:space="0" w:color="D3D8DE"/>
-              <w:bottom w:val="single" w:sz="4" w:space="0" w:color="D3D8DE"/>
-              <w:right w:val="single" w:sz="4" w:space="0" w:color="D3D8DE"/>
-            </w:tcBorders>
-            <w:tcMar>
-              <w:top w:w="45" w:type="dxa"/>
-              <w:left w:w="110" w:type="dxa"/>
-              <w:bottom w:w="45" w:type="dxa"/>
-              <w:right w:w="110" w:type="dxa"/>
-            </w:tcMar>
-            <w:vAlign w:val="center"/>
-          </w:tcPr>
-          <w:p>
-            <w:pPr>
-              <w:keepNext/>
-              <w:spacing w:line="264" w:lineRule="auto"/>
-            </w:pPr>
-            <w:r>
-              <w:rPr>
-                <w:sz w:val="18"/>
-                <w:szCs w:val="18"/>
-              </w:rPr>
-              <w:t>고장까지 남은 운전 횟수</w:t>
-            </w:r>
-          </w:p>
-        </w:tc>
-      </w:tr>
-      <w:tr>
-        <w:trPr>
-          <w:cantSplit/>
-        </w:trPr>
-        <w:tc>
-          <w:tcPr>
-            <w:tcW w:w="2600" w:type="dxa"/>
-            <w:tcBorders>
-              <w:top w:val="single" w:sz="4" w:space="0" w:color="D3D8DE"/>
-              <w:left w:val="single" w:sz="4" w:space="0" w:color="D3D8DE"/>
-              <w:bottom w:val="single" w:sz="4" w:space="0" w:color="D3D8DE"/>
-              <w:right w:val="single" w:sz="4" w:space="0" w:color="D3D8DE"/>
-            </w:tcBorders>
-            <w:shd w:val="clear" w:color="auto" w:fill="F4F6F9"/>
-            <w:tcMar>
-              <w:top w:w="45" w:type="dxa"/>
-              <w:left w:w="110" w:type="dxa"/>
-              <w:bottom w:w="45" w:type="dxa"/>
-              <w:right w:w="110" w:type="dxa"/>
-            </w:tcMar>
-            <w:vAlign w:val="center"/>
-          </w:tcPr>
-          <w:p>
-            <w:pPr>
-              <w:keepNext/>
-              <w:spacing w:line="264" w:lineRule="auto"/>
-            </w:pPr>
-            <w:r>
-              <w:rPr>
-                <w:sz w:val="18"/>
-                <w:szCs w:val="18"/>
-              </w:rPr>
-              <w:t>사이클</w:t>
-            </w:r>
-          </w:p>
-        </w:tc>
-        <w:tc>
-          <w:tcPr>
-            <w:tcW w:w="6470" w:type="dxa"/>
-            <w:tcBorders>
-              <w:top w:val="single" w:sz="4" w:space="0" w:color="D3D8DE"/>
-              <w:left w:val="single" w:sz="4" w:space="0" w:color="D3D8DE"/>
-              <w:bottom w:val="single" w:sz="4" w:space="0" w:color="D3D8DE"/>
-              <w:right w:val="single" w:sz="4" w:space="0" w:color="D3D8DE"/>
-            </w:tcBorders>
-            <w:shd w:val="clear" w:color="auto" w:fill="F4F6F9"/>
-            <w:tcMar>
-              <w:top w:w="45" w:type="dxa"/>
-              <w:left w:w="110" w:type="dxa"/>
-              <w:bottom w:w="45" w:type="dxa"/>
-              <w:right w:w="110" w:type="dxa"/>
-            </w:tcMar>
-            <w:vAlign w:val="center"/>
-          </w:tcPr>
-          <w:p>
-            <w:pPr>
-              <w:keepNext/>
-              <w:spacing w:line="264" w:lineRule="auto"/>
-            </w:pPr>
-            <w:r>
-              <w:rPr>
-                <w:sz w:val="18"/>
-                <w:szCs w:val="18"/>
-              </w:rPr>
-              <w:t>엔진 운전 1회</w:t>
-            </w:r>
-          </w:p>
-        </w:tc>
-      </w:tr>
-      <w:tr>
-        <w:trPr>
-          <w:cantSplit/>
-        </w:trPr>
-        <w:tc>
-          <w:tcPr>
-            <w:tcW w:w="2600" w:type="dxa"/>
-            <w:tcBorders>
-              <w:top w:val="single" w:sz="4" w:space="0" w:color="D3D8DE"/>
-              <w:left w:val="single" w:sz="4" w:space="0" w:color="D3D8DE"/>
-              <w:bottom w:val="single" w:sz="4" w:space="0" w:color="D3D8DE"/>
-              <w:right w:val="single" w:sz="4" w:space="0" w:color="D3D8DE"/>
-            </w:tcBorders>
-            <w:tcMar>
-              <w:top w:w="45" w:type="dxa"/>
-              <w:left w:w="110" w:type="dxa"/>
-              <w:bottom w:w="45" w:type="dxa"/>
-              <w:right w:w="110" w:type="dxa"/>
-            </w:tcMar>
-            <w:vAlign w:val="center"/>
-          </w:tcPr>
-          <w:p>
-            <w:pPr>
-              <w:keepNext/>
-              <w:spacing w:line="264" w:lineRule="auto"/>
-            </w:pPr>
-            <w:r>
-              <w:rPr>
-                <w:sz w:val="18"/>
-                <w:szCs w:val="18"/>
-              </w:rPr>
-              <w:t>MAE (평균 오차)</w:t>
-            </w:r>
-          </w:p>
-        </w:tc>
-        <w:tc>
-          <w:tcPr>
-            <w:tcW w:w="6470" w:type="dxa"/>
-            <w:tcBorders>
-              <w:top w:val="single" w:sz="4" w:space="0" w:color="D3D8DE"/>
-              <w:left w:val="single" w:sz="4" w:space="0" w:color="D3D8DE"/>
-              <w:bottom w:val="single" w:sz="4" w:space="0" w:color="D3D8DE"/>
-              <w:right w:val="single" w:sz="4" w:space="0" w:color="D3D8DE"/>
-            </w:tcBorders>
-            <w:tcMar>
-              <w:top w:w="45" w:type="dxa"/>
-              <w:left w:w="110" w:type="dxa"/>
-              <w:bottom w:w="45" w:type="dxa"/>
-              <w:right w:w="110" w:type="dxa"/>
-            </w:tcMar>
-            <w:vAlign w:val="center"/>
-          </w:tcPr>
-          <w:p>
-            <w:pPr>
-              <w:keepNext/>
-              <w:spacing w:line="264" w:lineRule="auto"/>
-            </w:pPr>
-            <w:r>
-              <w:rPr>
-                <w:sz w:val="18"/>
-                <w:szCs w:val="18"/>
-              </w:rPr>
-              <w:t>예측이 평균 몇 사이클 틀렸는지</w:t>
-            </w:r>
-          </w:p>
-        </w:tc>
-      </w:tr>
-      <w:tr>
-        <w:trPr>
-          <w:cantSplit/>
-        </w:trPr>
-        <w:tc>
-          <w:tcPr>
-            <w:tcW w:w="2600" w:type="dxa"/>
-            <w:tcBorders>
-              <w:top w:val="single" w:sz="4" w:space="0" w:color="D3D8DE"/>
-              <w:left w:val="single" w:sz="4" w:space="0" w:color="D3D8DE"/>
-              <w:bottom w:val="single" w:sz="4" w:space="0" w:color="D3D8DE"/>
-              <w:right w:val="single" w:sz="4" w:space="0" w:color="D3D8DE"/>
-            </w:tcBorders>
-            <w:shd w:val="clear" w:color="auto" w:fill="F4F6F9"/>
-            <w:tcMar>
-              <w:top w:w="45" w:type="dxa"/>
-              <w:left w:w="110" w:type="dxa"/>
-              <w:bottom w:w="45" w:type="dxa"/>
-              <w:right w:w="110" w:type="dxa"/>
-            </w:tcMar>
-            <w:vAlign w:val="center"/>
-          </w:tcPr>
-          <w:p>
-            <w:pPr>
-              <w:keepNext/>
-              <w:spacing w:line="264" w:lineRule="auto"/>
-            </w:pPr>
-            <w:r>
-              <w:rPr>
-                <w:sz w:val="18"/>
-                <w:szCs w:val="18"/>
-              </w:rPr>
-              <w:t>Recall (</w:t>
-            </w:r>
-            <w:proofErr w:type="spellStart"/>
-            <w:r>
-              <w:rPr>
-                <w:sz w:val="18"/>
-                <w:szCs w:val="18"/>
-              </w:rPr>
-              <w:t>탐지율</w:t>
-            </w:r>
-            <w:proofErr w:type="spellEnd"/>
-            <w:r>
-              <w:rPr>
-                <w:sz w:val="18"/>
-                <w:szCs w:val="18"/>
-              </w:rPr>
-              <w:t>)</w:t>
-            </w:r>
-          </w:p>
-        </w:tc>
-        <w:tc>
-          <w:tcPr>
-            <w:tcW w:w="6470" w:type="dxa"/>
-            <w:tcBorders>
-              <w:top w:val="single" w:sz="4" w:space="0" w:color="D3D8DE"/>
-              <w:left w:val="single" w:sz="4" w:space="0" w:color="D3D8DE"/>
-              <w:bottom w:val="single" w:sz="4" w:space="0" w:color="D3D8DE"/>
-              <w:right w:val="single" w:sz="4" w:space="0" w:color="D3D8DE"/>
-            </w:tcBorders>
-            <w:shd w:val="clear" w:color="auto" w:fill="F4F6F9"/>
-            <w:tcMar>
-              <w:top w:w="45" w:type="dxa"/>
-              <w:left w:w="110" w:type="dxa"/>
-              <w:bottom w:w="45" w:type="dxa"/>
-              <w:right w:w="110" w:type="dxa"/>
-            </w:tcMar>
-            <w:vAlign w:val="center"/>
-          </w:tcPr>
-          <w:p>
-            <w:pPr>
-              <w:keepNext/>
-              <w:spacing w:line="264" w:lineRule="auto"/>
-            </w:pPr>
-            <w:r>
-              <w:rPr>
-                <w:sz w:val="18"/>
-                <w:szCs w:val="18"/>
-              </w:rPr>
-              <w:t>실제 위험 엔진 중 찾아낸 비율</w:t>
-            </w:r>
-          </w:p>
-        </w:tc>
-      </w:tr>
-      <w:tr>
-        <w:trPr>
-          <w:cantSplit/>
-        </w:trPr>
-        <w:tc>
-          <w:tcPr>
-            <w:tcW w:w="2600" w:type="dxa"/>
-            <w:tcBorders>
-              <w:top w:val="single" w:sz="4" w:space="0" w:color="D3D8DE"/>
-              <w:left w:val="single" w:sz="4" w:space="0" w:color="D3D8DE"/>
-              <w:bottom w:val="single" w:sz="4" w:space="0" w:color="D3D8DE"/>
-              <w:right w:val="single" w:sz="4" w:space="0" w:color="D3D8DE"/>
-            </w:tcBorders>
-            <w:tcMar>
-              <w:top w:w="45" w:type="dxa"/>
-              <w:left w:w="110" w:type="dxa"/>
-              <w:bottom w:w="45" w:type="dxa"/>
-              <w:right w:w="110" w:type="dxa"/>
-            </w:tcMar>
-            <w:vAlign w:val="center"/>
-          </w:tcPr>
-          <w:p>
-            <w:pPr>
-              <w:keepNext/>
-              <w:spacing w:line="264" w:lineRule="auto"/>
-            </w:pPr>
-            <w:r>
-              <w:rPr>
-                <w:sz w:val="18"/>
-                <w:szCs w:val="18"/>
-              </w:rPr>
-              <w:t>Precision (정밀도)</w:t>
-            </w:r>
-          </w:p>
-        </w:tc>
-        <w:tc>
-          <w:tcPr>
-            <w:tcW w:w="6470" w:type="dxa"/>
-            <w:tcBorders>
-              <w:top w:val="single" w:sz="4" w:space="0" w:color="D3D8DE"/>
-              <w:left w:val="single" w:sz="4" w:space="0" w:color="D3D8DE"/>
-              <w:bottom w:val="single" w:sz="4" w:space="0" w:color="D3D8DE"/>
-              <w:right w:val="single" w:sz="4" w:space="0" w:color="D3D8DE"/>
-            </w:tcBorders>
-            <w:tcMar>
-              <w:top w:w="45" w:type="dxa"/>
-              <w:left w:w="110" w:type="dxa"/>
-              <w:bottom w:w="45" w:type="dxa"/>
-              <w:right w:w="110" w:type="dxa"/>
-            </w:tcMar>
-            <w:vAlign w:val="center"/>
-          </w:tcPr>
-          <w:p>
-            <w:pPr>
-              <w:keepNext/>
-              <w:spacing w:line="264" w:lineRule="auto"/>
-            </w:pPr>
-            <w:r>
-              <w:rPr>
-                <w:sz w:val="18"/>
-                <w:szCs w:val="18"/>
-              </w:rPr>
-              <w:t>위험이라고 한 엔진 중 실제 위험인 비율</w:t>
-            </w:r>
-          </w:p>
-        </w:tc>
-      </w:tr>
-      <w:tr>
-        <w:trPr>
-          <w:cantSplit/>
-        </w:trPr>
-        <w:tc>
-          <w:tcPr>
-            <w:tcW w:w="2600" w:type="dxa"/>
-            <w:tcBorders>
-              <w:top w:val="single" w:sz="4" w:space="0" w:color="D3D8DE"/>
-              <w:left w:val="single" w:sz="4" w:space="0" w:color="D3D8DE"/>
-              <w:bottom w:val="single" w:sz="4" w:space="0" w:color="D3D8DE"/>
-              <w:right w:val="single" w:sz="4" w:space="0" w:color="D3D8DE"/>
-            </w:tcBorders>
-            <w:shd w:val="clear" w:color="auto" w:fill="F4F6F9"/>
-            <w:tcMar>
-              <w:top w:w="45" w:type="dxa"/>
-              <w:left w:w="110" w:type="dxa"/>
-              <w:bottom w:w="45" w:type="dxa"/>
-              <w:right w:w="110" w:type="dxa"/>
-            </w:tcMar>
-            <w:vAlign w:val="center"/>
-          </w:tcPr>
-          <w:p>
-            <w:pPr>
-              <w:spacing w:line="264" w:lineRule="auto"/>
-            </w:pPr>
-            <w:proofErr w:type="spellStart"/>
-            <w:proofErr w:type="gramStart"/>
-            <w:r>
-              <w:rPr>
-                <w:sz w:val="18"/>
-                <w:szCs w:val="18"/>
-              </w:rPr>
-              <w:t>미탐</w:t>
-            </w:r>
-            <w:proofErr w:type="spellEnd"/>
-            <w:r>
-              <w:rPr>
-                <w:sz w:val="18"/>
-                <w:szCs w:val="18"/>
-              </w:rPr>
-              <w:t xml:space="preserve"> /</w:t>
-            </w:r>
-            <w:proofErr w:type="gramEnd"/>
-            <w:r>
-              <w:rPr>
-                <w:sz w:val="18"/>
-                <w:szCs w:val="18"/>
-              </w:rPr>
-              <w:t xml:space="preserve"> </w:t>
-            </w:r>
-            <w:proofErr w:type="spellStart"/>
-            <w:r>
-              <w:rPr>
-                <w:sz w:val="18"/>
-                <w:szCs w:val="18"/>
-              </w:rPr>
-              <w:t>오탐</w:t>
-            </w:r>
-            <w:proofErr w:type="spellEnd"/>
-          </w:p>
-        </w:tc>
-        <w:tc>
-          <w:tcPr>
-            <w:tcW w:w="6470" w:type="dxa"/>
-            <w:tcBorders>
-              <w:top w:val="single" w:sz="4" w:space="0" w:color="D3D8DE"/>
-              <w:left w:val="single" w:sz="4" w:space="0" w:color="D3D8DE"/>
-              <w:bottom w:val="single" w:sz="4" w:space="0" w:color="D3D8DE"/>
-              <w:right w:val="single" w:sz="4" w:space="0" w:color="D3D8DE"/>
-            </w:tcBorders>
-            <w:shd w:val="clear" w:color="auto" w:fill="F4F6F9"/>
-            <w:tcMar>
-              <w:top w:w="45" w:type="dxa"/>
-              <w:left w:w="110" w:type="dxa"/>
-              <w:bottom w:w="45" w:type="dxa"/>
-              <w:right w:w="110" w:type="dxa"/>
-            </w:tcMar>
-            <w:vAlign w:val="center"/>
-          </w:tcPr>
-          <w:p>
-            <w:pPr>
-              <w:spacing w:line="264" w:lineRule="auto"/>
-            </w:pPr>
-            <w:r>
-              <w:rPr>
-                <w:sz w:val="18"/>
-                <w:szCs w:val="18"/>
-              </w:rPr>
-              <w:t xml:space="preserve">위험 엔진을 </w:t>
-            </w:r>
-            <w:proofErr w:type="gramStart"/>
-            <w:r>
-              <w:rPr>
-                <w:sz w:val="18"/>
-                <w:szCs w:val="18"/>
-              </w:rPr>
-              <w:t>놓침 /</w:t>
-            </w:r>
-            <w:proofErr w:type="gramEnd"/>
-            <w:r>
-              <w:rPr>
-                <w:sz w:val="18"/>
-                <w:szCs w:val="18"/>
-              </w:rPr>
-              <w:t xml:space="preserve"> 정상 엔진을 위험으로 잘못 경보</w:t>
-            </w:r>
-          </w:p>
-        </w:tc>
-      </w:tr>
-    </w:tbl>
-    <w:p>
-      <w:pPr>
         <w:pStyle w:val="1"/>
       </w:pPr>
       <w:r>
@@ -6669,8 +6092,16 @@
           <w:numId w:val="3"/>
         </w:numPr>
         <w:spacing w:after="40" w:line="270" w:lineRule="auto"/>
+        <w:rPr>
+          <w:sz w:val="18"/>
+          <w:szCs w:val="18"/>
+        </w:rPr>
       </w:pPr>
       <w:r>
+        <w:rPr>
+          <w:sz w:val="18"/>
+          <w:szCs w:val="18"/>
+        </w:rPr>
         <w:t>엔진 → 사이클 순으로 정렬</w:t>
       </w:r>
     </w:p>
@@ -6682,13 +6113,25 @@
           <w:numId w:val="3"/>
         </w:numPr>
         <w:spacing w:after="40" w:line="270" w:lineRule="auto"/>
+        <w:rPr>
+          <w:sz w:val="18"/>
+          <w:szCs w:val="18"/>
+        </w:rPr>
       </w:pPr>
       <w:proofErr w:type="spellStart"/>
       <w:r>
+        <w:rPr>
+          <w:sz w:val="18"/>
+          <w:szCs w:val="18"/>
+        </w:rPr>
         <w:t>결측치</w:t>
       </w:r>
       <w:proofErr w:type="spellEnd"/>
       <w:r>
+        <w:rPr>
+          <w:sz w:val="18"/>
+          <w:szCs w:val="18"/>
+        </w:rPr>
         <w:t xml:space="preserve"> 확인 → 없음</w:t>
       </w:r>
     </w:p>
@@ -6700,8 +6143,16 @@
           <w:numId w:val="3"/>
         </w:numPr>
         <w:spacing w:after="40" w:line="270" w:lineRule="auto"/>
+        <w:rPr>
+          <w:sz w:val="18"/>
+          <w:szCs w:val="18"/>
+        </w:rPr>
       </w:pPr>
       <w:r>
+        <w:rPr>
+          <w:sz w:val="18"/>
+          <w:szCs w:val="18"/>
+        </w:rPr>
         <w:t>중복 확인 → 없음</w:t>
       </w:r>
     </w:p>
@@ -6713,8 +6164,16 @@
           <w:numId w:val="3"/>
         </w:numPr>
         <w:spacing w:after="40" w:line="270" w:lineRule="auto"/>
+        <w:rPr>
+          <w:sz w:val="18"/>
+          <w:szCs w:val="18"/>
+        </w:rPr>
       </w:pPr>
       <w:r>
+        <w:rPr>
+          <w:sz w:val="18"/>
+          <w:szCs w:val="18"/>
+        </w:rPr>
         <w:t>변화 없는 센서 7개 제거</w:t>
       </w:r>
     </w:p>
@@ -6726,8 +6185,16 @@
           <w:numId w:val="3"/>
         </w:numPr>
         <w:spacing w:after="40" w:line="270" w:lineRule="auto"/>
+        <w:rPr>
+          <w:sz w:val="18"/>
+          <w:szCs w:val="18"/>
+        </w:rPr>
       </w:pPr>
       <w:r>
+        <w:rPr>
+          <w:sz w:val="18"/>
+          <w:szCs w:val="18"/>
+        </w:rPr>
         <w:t>이상치 탐지 3가지 비교 → 처리하지 않음</w:t>
       </w:r>
     </w:p>
@@ -6741,7 +6208,7 @@
     </w:p>
     <w:tbl>
       <w:tblPr>
-        <w:tblW w:w="9070" w:type="dxa"/>
+        <w:tblW w:w="8939" w:type="dxa"/>
         <w:tblBorders>
           <w:top w:val="single" w:sz="4" w:space="0" w:color="auto"/>
           <w:left w:val="single" w:sz="4" w:space="0" w:color="auto"/>
@@ -6757,17 +6224,18 @@
         <w:tblLook w:val="0000" w:firstRow="0" w:lastRow="0" w:firstColumn="0" w:lastColumn="0" w:noHBand="0" w:noVBand="0"/>
       </w:tblPr>
       <w:tblGrid>
-        <w:gridCol w:w="2000"/>
-        <w:gridCol w:w="1500"/>
-        <w:gridCol w:w="5570"/>
+        <w:gridCol w:w="1971"/>
+        <w:gridCol w:w="1478"/>
+        <w:gridCol w:w="5490"/>
       </w:tblGrid>
       <w:tr>
         <w:trPr>
+          <w:trHeight w:val="582"/>
           <w:tblHeader/>
         </w:trPr>
         <w:tc>
           <w:tcPr>
-            <w:tcW w:w="2000" w:type="dxa"/>
+            <w:tcW w:w="1971" w:type="dxa"/>
             <w:tcBorders>
               <w:top w:val="single" w:sz="4" w:space="0" w:color="D3D8DE"/>
               <w:left w:val="single" w:sz="4" w:space="0" w:color="D3D8DE"/>
@@ -6803,7 +6271,7 @@
         </w:tc>
         <w:tc>
           <w:tcPr>
-            <w:tcW w:w="1500" w:type="dxa"/>
+            <w:tcW w:w="1478" w:type="dxa"/>
             <w:tcBorders>
               <w:top w:val="single" w:sz="4" w:space="0" w:color="D3D8DE"/>
               <w:left w:val="single" w:sz="4" w:space="0" w:color="D3D8DE"/>
@@ -6839,7 +6307,7 @@
         </w:tc>
         <w:tc>
           <w:tcPr>
-            <w:tcW w:w="5570" w:type="dxa"/>
+            <w:tcW w:w="5490" w:type="dxa"/>
             <w:tcBorders>
               <w:top w:val="single" w:sz="4" w:space="0" w:color="D3D8DE"/>
               <w:left w:val="single" w:sz="4" w:space="0" w:color="D3D8DE"/>
@@ -6877,10 +6345,11 @@
       <w:tr>
         <w:trPr>
           <w:cantSplit/>
+          <w:trHeight w:val="315"/>
         </w:trPr>
         <w:tc>
           <w:tcPr>
-            <w:tcW w:w="2000" w:type="dxa"/>
+            <w:tcW w:w="1971" w:type="dxa"/>
             <w:tcBorders>
               <w:top w:val="single" w:sz="4" w:space="0" w:color="D3D8DE"/>
               <w:left w:val="single" w:sz="4" w:space="0" w:color="D3D8DE"/>
@@ -6911,7 +6380,7 @@
         </w:tc>
         <w:tc>
           <w:tcPr>
-            <w:tcW w:w="1500" w:type="dxa"/>
+            <w:tcW w:w="1478" w:type="dxa"/>
             <w:tcBorders>
               <w:top w:val="single" w:sz="4" w:space="0" w:color="D3D8DE"/>
               <w:left w:val="single" w:sz="4" w:space="0" w:color="D3D8DE"/>
@@ -6943,7 +6412,7 @@
         </w:tc>
         <w:tc>
           <w:tcPr>
-            <w:tcW w:w="5570" w:type="dxa"/>
+            <w:tcW w:w="5490" w:type="dxa"/>
             <w:tcBorders>
               <w:top w:val="single" w:sz="4" w:space="0" w:color="D3D8DE"/>
               <w:left w:val="single" w:sz="4" w:space="0" w:color="D3D8DE"/>
@@ -6976,10 +6445,11 @@
       <w:tr>
         <w:trPr>
           <w:cantSplit/>
+          <w:trHeight w:val="315"/>
         </w:trPr>
         <w:tc>
           <w:tcPr>
-            <w:tcW w:w="2000" w:type="dxa"/>
+            <w:tcW w:w="1971" w:type="dxa"/>
             <w:tcBorders>
               <w:top w:val="single" w:sz="4" w:space="0" w:color="D3D8DE"/>
               <w:left w:val="single" w:sz="4" w:space="0" w:color="D3D8DE"/>
@@ -7011,7 +6481,7 @@
         </w:tc>
         <w:tc>
           <w:tcPr>
-            <w:tcW w:w="1500" w:type="dxa"/>
+            <w:tcW w:w="1478" w:type="dxa"/>
             <w:tcBorders>
               <w:top w:val="single" w:sz="4" w:space="0" w:color="D3D8DE"/>
               <w:left w:val="single" w:sz="4" w:space="0" w:color="D3D8DE"/>
@@ -7044,7 +6514,7 @@
         </w:tc>
         <w:tc>
           <w:tcPr>
-            <w:tcW w:w="5570" w:type="dxa"/>
+            <w:tcW w:w="5490" w:type="dxa"/>
             <w:tcBorders>
               <w:top w:val="single" w:sz="4" w:space="0" w:color="D3D8DE"/>
               <w:left w:val="single" w:sz="4" w:space="0" w:color="D3D8DE"/>
@@ -7078,10 +6548,11 @@
       <w:tr>
         <w:trPr>
           <w:cantSplit/>
+          <w:trHeight w:val="315"/>
         </w:trPr>
         <w:tc>
           <w:tcPr>
-            <w:tcW w:w="2000" w:type="dxa"/>
+            <w:tcW w:w="1971" w:type="dxa"/>
             <w:tcBorders>
               <w:top w:val="single" w:sz="4" w:space="0" w:color="D3D8DE"/>
               <w:left w:val="single" w:sz="4" w:space="0" w:color="D3D8DE"/>
@@ -7111,7 +6582,7 @@
         </w:tc>
         <w:tc>
           <w:tcPr>
-            <w:tcW w:w="1500" w:type="dxa"/>
+            <w:tcW w:w="1478" w:type="dxa"/>
             <w:tcBorders>
               <w:top w:val="single" w:sz="4" w:space="0" w:color="D3D8DE"/>
               <w:left w:val="single" w:sz="4" w:space="0" w:color="D3D8DE"/>
@@ -7142,7 +6613,7 @@
         </w:tc>
         <w:tc>
           <w:tcPr>
-            <w:tcW w:w="5570" w:type="dxa"/>
+            <w:tcW w:w="5490" w:type="dxa"/>
             <w:tcBorders>
               <w:top w:val="single" w:sz="4" w:space="0" w:color="D3D8DE"/>
               <w:left w:val="single" w:sz="4" w:space="0" w:color="D3D8DE"/>
@@ -7244,8 +6715,16 @@
           <w:numId w:val="2"/>
         </w:numPr>
         <w:spacing w:after="40" w:line="270" w:lineRule="auto"/>
+        <w:rPr>
+          <w:sz w:val="18"/>
+          <w:szCs w:val="18"/>
+        </w:rPr>
       </w:pPr>
       <w:r>
+        <w:rPr>
+          <w:sz w:val="18"/>
+          <w:szCs w:val="18"/>
+        </w:rPr>
         <w:t>IQR은 수명 초반 0.7%만 이상치로 보지만, 마지막 10% 구간에서는 64%를 이상치로 판정</w:t>
       </w:r>
     </w:p>
@@ -7257,14 +6736,24 @@
           <w:numId w:val="2"/>
         </w:numPr>
         <w:spacing w:after="40" w:line="270" w:lineRule="auto"/>
+        <w:rPr>
+          <w:sz w:val="18"/>
+          <w:szCs w:val="18"/>
+        </w:rPr>
       </w:pPr>
       <w:r>
+        <w:rPr>
+          <w:sz w:val="18"/>
+          <w:szCs w:val="18"/>
+        </w:rPr>
         <w:t xml:space="preserve">즉 IQR·MAD가 잡은 이상치의 대부분은 오류가 아니라 </w:t>
       </w:r>
       <w:r>
         <w:rPr>
           <w:b/>
           <w:bCs/>
+          <w:sz w:val="18"/>
+          <w:szCs w:val="18"/>
         </w:rPr>
         <w:t>고장 직전의 센서 변화</w:t>
       </w:r>
@@ -7277,14 +6766,24 @@
           <w:numId w:val="2"/>
         </w:numPr>
         <w:spacing w:after="40" w:line="270" w:lineRule="auto"/>
+        <w:rPr>
+          <w:sz w:val="18"/>
+          <w:szCs w:val="18"/>
+        </w:rPr>
       </w:pPr>
       <w:r>
+        <w:rPr>
+          <w:sz w:val="18"/>
+          <w:szCs w:val="18"/>
+        </w:rPr>
         <w:t xml:space="preserve">이를 지우면 수명 예측에 필요한 신호가 사라짐 → </w:t>
       </w:r>
       <w:r>
         <w:rPr>
           <w:b/>
           <w:bCs/>
+          <w:sz w:val="18"/>
+          <w:szCs w:val="18"/>
         </w:rPr>
         <w:t>원본 유지</w:t>
       </w:r>
@@ -7294,7 +6793,6 @@
         <w:pStyle w:val="2"/>
       </w:pPr>
       <w:r>
-        <w:lastRenderedPageBreak/>
         <w:t>처리 전후</w:t>
       </w:r>
     </w:p>
@@ -11063,6 +10561,12 @@
       <w:pPr>
         <w:spacing w:after="140"/>
         <w:jc w:val="center"/>
+        <w:rPr>
+          <w:rFonts w:hint="eastAsia"/>
+          <w:color w:val="6B7580"/>
+          <w:sz w:val="17"/>
+          <w:szCs w:val="17"/>
+        </w:rPr>
       </w:pPr>
       <w:r>
         <w:rPr>
@@ -11090,6 +10594,585 @@
         </w:rPr>
         <w:t xml:space="preserve"> 특성 중요도 상위 8개 (TRAIN 전체로 학습한 최종 모델)</w:t>
       </w:r>
+    </w:p>
+    <w:p>
+      <w:pPr>
+        <w:pStyle w:val="2"/>
+      </w:pPr>
+      <w:r>
+        <w:t>용어</w:t>
+      </w:r>
+    </w:p>
+    <w:tbl>
+      <w:tblPr>
+        <w:tblW w:w="9070" w:type="dxa"/>
+        <w:tblBorders>
+          <w:top w:val="single" w:sz="4" w:space="0" w:color="auto"/>
+          <w:left w:val="single" w:sz="4" w:space="0" w:color="auto"/>
+          <w:bottom w:val="single" w:sz="4" w:space="0" w:color="auto"/>
+          <w:right w:val="single" w:sz="4" w:space="0" w:color="auto"/>
+          <w:insideH w:val="single" w:sz="4" w:space="0" w:color="auto"/>
+          <w:insideV w:val="single" w:sz="4" w:space="0" w:color="auto"/>
+        </w:tblBorders>
+        <w:tblCellMar>
+          <w:left w:w="10" w:type="dxa"/>
+          <w:right w:w="10" w:type="dxa"/>
+        </w:tblCellMar>
+        <w:tblLook w:val="0000" w:firstRow="0" w:lastRow="0" w:firstColumn="0" w:lastColumn="0" w:noHBand="0" w:noVBand="0"/>
+      </w:tblPr>
+      <w:tblGrid>
+        <w:gridCol w:w="2600"/>
+        <w:gridCol w:w="6470"/>
+      </w:tblGrid>
+      <w:tr>
+        <w:trPr>
+          <w:tblHeader/>
+        </w:trPr>
+        <w:tc>
+          <w:tcPr>
+            <w:tcW w:w="2600" w:type="dxa"/>
+            <w:tcBorders>
+              <w:top w:val="single" w:sz="4" w:space="0" w:color="D3D8DE"/>
+              <w:left w:val="single" w:sz="4" w:space="0" w:color="D3D8DE"/>
+              <w:bottom w:val="single" w:sz="4" w:space="0" w:color="D3D8DE"/>
+              <w:right w:val="single" w:sz="4" w:space="0" w:color="D3D8DE"/>
+            </w:tcBorders>
+            <w:shd w:val="clear" w:color="auto" w:fill="1F3A5F"/>
+            <w:tcMar>
+              <w:top w:w="45" w:type="dxa"/>
+              <w:left w:w="110" w:type="dxa"/>
+              <w:bottom w:w="45" w:type="dxa"/>
+              <w:right w:w="110" w:type="dxa"/>
+            </w:tcMar>
+            <w:vAlign w:val="center"/>
+          </w:tcPr>
+          <w:p>
+            <w:pPr>
+              <w:keepNext/>
+              <w:spacing w:line="264" w:lineRule="auto"/>
+              <w:jc w:val="center"/>
+            </w:pPr>
+            <w:r>
+              <w:rPr>
+                <w:b/>
+                <w:bCs/>
+                <w:color w:val="FFFFFF"/>
+                <w:sz w:val="18"/>
+                <w:szCs w:val="18"/>
+              </w:rPr>
+              <w:t>용어</w:t>
+            </w:r>
+          </w:p>
+        </w:tc>
+        <w:tc>
+          <w:tcPr>
+            <w:tcW w:w="6470" w:type="dxa"/>
+            <w:tcBorders>
+              <w:top w:val="single" w:sz="4" w:space="0" w:color="D3D8DE"/>
+              <w:left w:val="single" w:sz="4" w:space="0" w:color="D3D8DE"/>
+              <w:bottom w:val="single" w:sz="4" w:space="0" w:color="D3D8DE"/>
+              <w:right w:val="single" w:sz="4" w:space="0" w:color="D3D8DE"/>
+            </w:tcBorders>
+            <w:shd w:val="clear" w:color="auto" w:fill="1F3A5F"/>
+            <w:tcMar>
+              <w:top w:w="45" w:type="dxa"/>
+              <w:left w:w="110" w:type="dxa"/>
+              <w:bottom w:w="45" w:type="dxa"/>
+              <w:right w:w="110" w:type="dxa"/>
+            </w:tcMar>
+            <w:vAlign w:val="center"/>
+          </w:tcPr>
+          <w:p>
+            <w:pPr>
+              <w:keepNext/>
+              <w:spacing w:line="264" w:lineRule="auto"/>
+              <w:jc w:val="center"/>
+            </w:pPr>
+            <w:r>
+              <w:rPr>
+                <w:rFonts w:hint="eastAsia"/>
+                <w:b/>
+                <w:bCs/>
+                <w:color w:val="FFFFFF"/>
+                <w:sz w:val="18"/>
+                <w:szCs w:val="18"/>
+              </w:rPr>
+              <w:t>용어</w:t>
+            </w:r>
+          </w:p>
+        </w:tc>
+      </w:tr>
+      <w:tr>
+        <w:trPr>
+          <w:cantSplit/>
+        </w:trPr>
+        <w:tc>
+          <w:tcPr>
+            <w:tcW w:w="2600" w:type="dxa"/>
+            <w:tcBorders>
+              <w:top w:val="single" w:sz="4" w:space="0" w:color="D3D8DE"/>
+              <w:left w:val="single" w:sz="4" w:space="0" w:color="D3D8DE"/>
+              <w:bottom w:val="single" w:sz="4" w:space="0" w:color="D3D8DE"/>
+              <w:right w:val="single" w:sz="4" w:space="0" w:color="D3D8DE"/>
+            </w:tcBorders>
+            <w:tcMar>
+              <w:top w:w="45" w:type="dxa"/>
+              <w:left w:w="110" w:type="dxa"/>
+              <w:bottom w:w="45" w:type="dxa"/>
+              <w:right w:w="110" w:type="dxa"/>
+            </w:tcMar>
+            <w:vAlign w:val="center"/>
+          </w:tcPr>
+          <w:p>
+            <w:pPr>
+              <w:keepNext/>
+              <w:spacing w:line="264" w:lineRule="auto"/>
+            </w:pPr>
+            <w:r>
+              <w:rPr>
+                <w:sz w:val="18"/>
+                <w:szCs w:val="18"/>
+              </w:rPr>
+              <w:t>RUL (남은 수명)</w:t>
+            </w:r>
+          </w:p>
+        </w:tc>
+        <w:tc>
+          <w:tcPr>
+            <w:tcW w:w="6470" w:type="dxa"/>
+            <w:tcBorders>
+              <w:top w:val="single" w:sz="4" w:space="0" w:color="D3D8DE"/>
+              <w:left w:val="single" w:sz="4" w:space="0" w:color="D3D8DE"/>
+              <w:bottom w:val="single" w:sz="4" w:space="0" w:color="D3D8DE"/>
+              <w:right w:val="single" w:sz="4" w:space="0" w:color="D3D8DE"/>
+            </w:tcBorders>
+            <w:tcMar>
+              <w:top w:w="45" w:type="dxa"/>
+              <w:left w:w="110" w:type="dxa"/>
+              <w:bottom w:w="45" w:type="dxa"/>
+              <w:right w:w="110" w:type="dxa"/>
+            </w:tcMar>
+            <w:vAlign w:val="center"/>
+          </w:tcPr>
+          <w:p>
+            <w:pPr>
+              <w:keepNext/>
+              <w:spacing w:line="264" w:lineRule="auto"/>
+            </w:pPr>
+            <w:r>
+              <w:rPr>
+                <w:sz w:val="18"/>
+                <w:szCs w:val="18"/>
+              </w:rPr>
+              <w:t>고장까지 남은 운전 횟수</w:t>
+            </w:r>
+          </w:p>
+        </w:tc>
+      </w:tr>
+      <w:tr>
+        <w:trPr>
+          <w:cantSplit/>
+        </w:trPr>
+        <w:tc>
+          <w:tcPr>
+            <w:tcW w:w="2600" w:type="dxa"/>
+            <w:tcBorders>
+              <w:top w:val="single" w:sz="4" w:space="0" w:color="D3D8DE"/>
+              <w:left w:val="single" w:sz="4" w:space="0" w:color="D3D8DE"/>
+              <w:bottom w:val="single" w:sz="4" w:space="0" w:color="D3D8DE"/>
+              <w:right w:val="single" w:sz="4" w:space="0" w:color="D3D8DE"/>
+            </w:tcBorders>
+            <w:shd w:val="clear" w:color="auto" w:fill="F4F6F9"/>
+            <w:tcMar>
+              <w:top w:w="45" w:type="dxa"/>
+              <w:left w:w="110" w:type="dxa"/>
+              <w:bottom w:w="45" w:type="dxa"/>
+              <w:right w:w="110" w:type="dxa"/>
+            </w:tcMar>
+            <w:vAlign w:val="center"/>
+          </w:tcPr>
+          <w:p>
+            <w:pPr>
+              <w:keepNext/>
+              <w:spacing w:line="264" w:lineRule="auto"/>
+            </w:pPr>
+            <w:r>
+              <w:rPr>
+                <w:sz w:val="18"/>
+                <w:szCs w:val="18"/>
+              </w:rPr>
+              <w:t>사이클</w:t>
+            </w:r>
+          </w:p>
+        </w:tc>
+        <w:tc>
+          <w:tcPr>
+            <w:tcW w:w="6470" w:type="dxa"/>
+            <w:tcBorders>
+              <w:top w:val="single" w:sz="4" w:space="0" w:color="D3D8DE"/>
+              <w:left w:val="single" w:sz="4" w:space="0" w:color="D3D8DE"/>
+              <w:bottom w:val="single" w:sz="4" w:space="0" w:color="D3D8DE"/>
+              <w:right w:val="single" w:sz="4" w:space="0" w:color="D3D8DE"/>
+            </w:tcBorders>
+            <w:shd w:val="clear" w:color="auto" w:fill="F4F6F9"/>
+            <w:tcMar>
+              <w:top w:w="45" w:type="dxa"/>
+              <w:left w:w="110" w:type="dxa"/>
+              <w:bottom w:w="45" w:type="dxa"/>
+              <w:right w:w="110" w:type="dxa"/>
+            </w:tcMar>
+            <w:vAlign w:val="center"/>
+          </w:tcPr>
+          <w:p>
+            <w:pPr>
+              <w:keepNext/>
+              <w:spacing w:line="264" w:lineRule="auto"/>
+            </w:pPr>
+            <w:r>
+              <w:rPr>
+                <w:sz w:val="18"/>
+                <w:szCs w:val="18"/>
+              </w:rPr>
+              <w:t>엔진 운전 1회</w:t>
+            </w:r>
+          </w:p>
+        </w:tc>
+      </w:tr>
+      <w:tr>
+        <w:trPr>
+          <w:cantSplit/>
+        </w:trPr>
+        <w:tc>
+          <w:tcPr>
+            <w:tcW w:w="2600" w:type="dxa"/>
+            <w:tcBorders>
+              <w:top w:val="single" w:sz="4" w:space="0" w:color="D3D8DE"/>
+              <w:left w:val="single" w:sz="4" w:space="0" w:color="D3D8DE"/>
+              <w:bottom w:val="single" w:sz="4" w:space="0" w:color="D3D8DE"/>
+              <w:right w:val="single" w:sz="4" w:space="0" w:color="D3D8DE"/>
+            </w:tcBorders>
+            <w:tcMar>
+              <w:top w:w="45" w:type="dxa"/>
+              <w:left w:w="110" w:type="dxa"/>
+              <w:bottom w:w="45" w:type="dxa"/>
+              <w:right w:w="110" w:type="dxa"/>
+            </w:tcMar>
+            <w:vAlign w:val="center"/>
+          </w:tcPr>
+          <w:p>
+            <w:pPr>
+              <w:keepNext/>
+              <w:spacing w:line="264" w:lineRule="auto"/>
+            </w:pPr>
+            <w:r>
+              <w:rPr>
+                <w:sz w:val="18"/>
+                <w:szCs w:val="18"/>
+              </w:rPr>
+              <w:t>MAE (평균 오차)</w:t>
+            </w:r>
+          </w:p>
+        </w:tc>
+        <w:tc>
+          <w:tcPr>
+            <w:tcW w:w="6470" w:type="dxa"/>
+            <w:tcBorders>
+              <w:top w:val="single" w:sz="4" w:space="0" w:color="D3D8DE"/>
+              <w:left w:val="single" w:sz="4" w:space="0" w:color="D3D8DE"/>
+              <w:bottom w:val="single" w:sz="4" w:space="0" w:color="D3D8DE"/>
+              <w:right w:val="single" w:sz="4" w:space="0" w:color="D3D8DE"/>
+            </w:tcBorders>
+            <w:tcMar>
+              <w:top w:w="45" w:type="dxa"/>
+              <w:left w:w="110" w:type="dxa"/>
+              <w:bottom w:w="45" w:type="dxa"/>
+              <w:right w:w="110" w:type="dxa"/>
+            </w:tcMar>
+            <w:vAlign w:val="center"/>
+          </w:tcPr>
+          <w:p>
+            <w:pPr>
+              <w:keepNext/>
+              <w:spacing w:line="264" w:lineRule="auto"/>
+            </w:pPr>
+            <w:r>
+              <w:rPr>
+                <w:sz w:val="18"/>
+                <w:szCs w:val="18"/>
+              </w:rPr>
+              <w:t>예측이 평균 몇 사이클 틀렸는지</w:t>
+            </w:r>
+          </w:p>
+        </w:tc>
+      </w:tr>
+      <w:tr>
+        <w:trPr>
+          <w:cantSplit/>
+        </w:trPr>
+        <w:tc>
+          <w:tcPr>
+            <w:tcW w:w="2600" w:type="dxa"/>
+            <w:tcBorders>
+              <w:top w:val="single" w:sz="4" w:space="0" w:color="D3D8DE"/>
+              <w:left w:val="single" w:sz="4" w:space="0" w:color="D3D8DE"/>
+              <w:bottom w:val="single" w:sz="4" w:space="0" w:color="D3D8DE"/>
+              <w:right w:val="single" w:sz="4" w:space="0" w:color="D3D8DE"/>
+            </w:tcBorders>
+            <w:shd w:val="clear" w:color="auto" w:fill="F4F6F9"/>
+            <w:tcMar>
+              <w:top w:w="45" w:type="dxa"/>
+              <w:left w:w="110" w:type="dxa"/>
+              <w:bottom w:w="45" w:type="dxa"/>
+              <w:right w:w="110" w:type="dxa"/>
+            </w:tcMar>
+            <w:vAlign w:val="center"/>
+          </w:tcPr>
+          <w:p>
+            <w:pPr>
+              <w:keepNext/>
+              <w:spacing w:line="264" w:lineRule="auto"/>
+            </w:pPr>
+            <w:r>
+              <w:rPr>
+                <w:sz w:val="18"/>
+                <w:szCs w:val="18"/>
+              </w:rPr>
+              <w:t>Recall (</w:t>
+            </w:r>
+            <w:proofErr w:type="spellStart"/>
+            <w:r>
+              <w:rPr>
+                <w:sz w:val="18"/>
+                <w:szCs w:val="18"/>
+              </w:rPr>
+              <w:t>탐지율</w:t>
+            </w:r>
+            <w:proofErr w:type="spellEnd"/>
+            <w:r>
+              <w:rPr>
+                <w:sz w:val="18"/>
+                <w:szCs w:val="18"/>
+              </w:rPr>
+              <w:t>)</w:t>
+            </w:r>
+          </w:p>
+        </w:tc>
+        <w:tc>
+          <w:tcPr>
+            <w:tcW w:w="6470" w:type="dxa"/>
+            <w:tcBorders>
+              <w:top w:val="single" w:sz="4" w:space="0" w:color="D3D8DE"/>
+              <w:left w:val="single" w:sz="4" w:space="0" w:color="D3D8DE"/>
+              <w:bottom w:val="single" w:sz="4" w:space="0" w:color="D3D8DE"/>
+              <w:right w:val="single" w:sz="4" w:space="0" w:color="D3D8DE"/>
+            </w:tcBorders>
+            <w:shd w:val="clear" w:color="auto" w:fill="F4F6F9"/>
+            <w:tcMar>
+              <w:top w:w="45" w:type="dxa"/>
+              <w:left w:w="110" w:type="dxa"/>
+              <w:bottom w:w="45" w:type="dxa"/>
+              <w:right w:w="110" w:type="dxa"/>
+            </w:tcMar>
+            <w:vAlign w:val="center"/>
+          </w:tcPr>
+          <w:p>
+            <w:pPr>
+              <w:keepNext/>
+              <w:spacing w:line="264" w:lineRule="auto"/>
+            </w:pPr>
+            <w:r>
+              <w:rPr>
+                <w:sz w:val="18"/>
+                <w:szCs w:val="18"/>
+              </w:rPr>
+              <w:t>실제 위험 엔진 중 찾아낸 비율</w:t>
+            </w:r>
+          </w:p>
+        </w:tc>
+      </w:tr>
+      <w:tr>
+        <w:trPr>
+          <w:cantSplit/>
+        </w:trPr>
+        <w:tc>
+          <w:tcPr>
+            <w:tcW w:w="2600" w:type="dxa"/>
+            <w:tcBorders>
+              <w:top w:val="single" w:sz="4" w:space="0" w:color="D3D8DE"/>
+              <w:left w:val="single" w:sz="4" w:space="0" w:color="D3D8DE"/>
+              <w:bottom w:val="single" w:sz="4" w:space="0" w:color="D3D8DE"/>
+              <w:right w:val="single" w:sz="4" w:space="0" w:color="D3D8DE"/>
+            </w:tcBorders>
+            <w:tcMar>
+              <w:top w:w="45" w:type="dxa"/>
+              <w:left w:w="110" w:type="dxa"/>
+              <w:bottom w:w="45" w:type="dxa"/>
+              <w:right w:w="110" w:type="dxa"/>
+            </w:tcMar>
+            <w:vAlign w:val="center"/>
+          </w:tcPr>
+          <w:p>
+            <w:pPr>
+              <w:keepNext/>
+              <w:spacing w:line="264" w:lineRule="auto"/>
+            </w:pPr>
+            <w:r>
+              <w:rPr>
+                <w:sz w:val="18"/>
+                <w:szCs w:val="18"/>
+              </w:rPr>
+              <w:t>Precision (정밀도)</w:t>
+            </w:r>
+          </w:p>
+        </w:tc>
+        <w:tc>
+          <w:tcPr>
+            <w:tcW w:w="6470" w:type="dxa"/>
+            <w:tcBorders>
+              <w:top w:val="single" w:sz="4" w:space="0" w:color="D3D8DE"/>
+              <w:left w:val="single" w:sz="4" w:space="0" w:color="D3D8DE"/>
+              <w:bottom w:val="single" w:sz="4" w:space="0" w:color="D3D8DE"/>
+              <w:right w:val="single" w:sz="4" w:space="0" w:color="D3D8DE"/>
+            </w:tcBorders>
+            <w:tcMar>
+              <w:top w:w="45" w:type="dxa"/>
+              <w:left w:w="110" w:type="dxa"/>
+              <w:bottom w:w="45" w:type="dxa"/>
+              <w:right w:w="110" w:type="dxa"/>
+            </w:tcMar>
+            <w:vAlign w:val="center"/>
+          </w:tcPr>
+          <w:p>
+            <w:pPr>
+              <w:keepNext/>
+              <w:spacing w:line="264" w:lineRule="auto"/>
+            </w:pPr>
+            <w:r>
+              <w:rPr>
+                <w:sz w:val="18"/>
+                <w:szCs w:val="18"/>
+              </w:rPr>
+              <w:t>위험이라고 한 엔진 중 실제 위험인 비율</w:t>
+            </w:r>
+          </w:p>
+        </w:tc>
+      </w:tr>
+      <w:tr>
+        <w:trPr>
+          <w:cantSplit/>
+        </w:trPr>
+        <w:tc>
+          <w:tcPr>
+            <w:tcW w:w="2600" w:type="dxa"/>
+            <w:tcBorders>
+              <w:top w:val="single" w:sz="4" w:space="0" w:color="D3D8DE"/>
+              <w:left w:val="single" w:sz="4" w:space="0" w:color="D3D8DE"/>
+              <w:bottom w:val="single" w:sz="4" w:space="0" w:color="D3D8DE"/>
+              <w:right w:val="single" w:sz="4" w:space="0" w:color="D3D8DE"/>
+            </w:tcBorders>
+            <w:shd w:val="clear" w:color="auto" w:fill="F4F6F9"/>
+            <w:tcMar>
+              <w:top w:w="45" w:type="dxa"/>
+              <w:left w:w="110" w:type="dxa"/>
+              <w:bottom w:w="45" w:type="dxa"/>
+              <w:right w:w="110" w:type="dxa"/>
+            </w:tcMar>
+            <w:vAlign w:val="center"/>
+          </w:tcPr>
+          <w:p>
+            <w:pPr>
+              <w:spacing w:line="264" w:lineRule="auto"/>
+            </w:pPr>
+            <w:proofErr w:type="spellStart"/>
+            <w:proofErr w:type="gramStart"/>
+            <w:r>
+              <w:rPr>
+                <w:sz w:val="18"/>
+                <w:szCs w:val="18"/>
+              </w:rPr>
+              <w:t>미탐</w:t>
+            </w:r>
+            <w:proofErr w:type="spellEnd"/>
+            <w:r>
+              <w:rPr>
+                <w:sz w:val="18"/>
+                <w:szCs w:val="18"/>
+              </w:rPr>
+              <w:t xml:space="preserve"> /</w:t>
+            </w:r>
+            <w:proofErr w:type="gramEnd"/>
+            <w:r>
+              <w:rPr>
+                <w:sz w:val="18"/>
+                <w:szCs w:val="18"/>
+              </w:rPr>
+              <w:t xml:space="preserve"> </w:t>
+            </w:r>
+            <w:proofErr w:type="spellStart"/>
+            <w:r>
+              <w:rPr>
+                <w:sz w:val="18"/>
+                <w:szCs w:val="18"/>
+              </w:rPr>
+              <w:t>오탐</w:t>
+            </w:r>
+            <w:proofErr w:type="spellEnd"/>
+          </w:p>
+        </w:tc>
+        <w:tc>
+          <w:tcPr>
+            <w:tcW w:w="6470" w:type="dxa"/>
+            <w:tcBorders>
+              <w:top w:val="single" w:sz="4" w:space="0" w:color="D3D8DE"/>
+              <w:left w:val="single" w:sz="4" w:space="0" w:color="D3D8DE"/>
+              <w:bottom w:val="single" w:sz="4" w:space="0" w:color="D3D8DE"/>
+              <w:right w:val="single" w:sz="4" w:space="0" w:color="D3D8DE"/>
+            </w:tcBorders>
+            <w:shd w:val="clear" w:color="auto" w:fill="F4F6F9"/>
+            <w:tcMar>
+              <w:top w:w="45" w:type="dxa"/>
+              <w:left w:w="110" w:type="dxa"/>
+              <w:bottom w:w="45" w:type="dxa"/>
+              <w:right w:w="110" w:type="dxa"/>
+            </w:tcMar>
+            <w:vAlign w:val="center"/>
+          </w:tcPr>
+          <w:p>
+            <w:pPr>
+              <w:spacing w:line="264" w:lineRule="auto"/>
+            </w:pPr>
+            <w:r>
+              <w:rPr>
+                <w:sz w:val="18"/>
+                <w:szCs w:val="18"/>
+              </w:rPr>
+              <w:t xml:space="preserve">위험 엔진을 </w:t>
+            </w:r>
+            <w:proofErr w:type="gramStart"/>
+            <w:r>
+              <w:rPr>
+                <w:sz w:val="18"/>
+                <w:szCs w:val="18"/>
+              </w:rPr>
+              <w:t>놓침 /</w:t>
+            </w:r>
+            <w:proofErr w:type="gramEnd"/>
+            <w:r>
+              <w:rPr>
+                <w:sz w:val="18"/>
+                <w:szCs w:val="18"/>
+              </w:rPr>
+              <w:t xml:space="preserve"> 정상 엔진을 위험으로 잘못 경보</w:t>
+            </w:r>
+          </w:p>
+        </w:tc>
+      </w:tr>
+    </w:tbl>
+    <w:p>
+      <w:pPr>
+        <w:spacing w:after="140"/>
+        <w:jc w:val="center"/>
+      </w:pPr>
     </w:p>
     <w:p>
       <w:pPr>
@@ -18826,9 +18909,6 @@
           <w:numId w:val="2"/>
         </w:numPr>
         <w:spacing w:after="40" w:line="270" w:lineRule="auto"/>
-        <w:rPr>
-          <w:rFonts w:hint="eastAsia"/>
-        </w:rPr>
       </w:pPr>
       <w:proofErr w:type="spellStart"/>
       <w:r>
@@ -21843,6 +21923,7 @@
   <w:style w:type="character" w:default="1" w:styleId="a0">
     <w:name w:val="Default Paragraph Font"/>
     <w:uiPriority w:val="1"/>
+    <w:semiHidden/>
     <w:unhideWhenUsed/>
   </w:style>
   <w:style w:type="table" w:default="1" w:styleId="a1">
